--- a/project.docx
+++ b/project.docx
@@ -5,26 +5,10 @@
     <w:p>
       <w:r>
         <w:drawing>
-          <wp:anchor distT="0" distB="0" distL="114300" distR="114300" simplePos="0" relativeHeight="251658240" behindDoc="1" locked="0" layoutInCell="1" allowOverlap="1" wp14:anchorId="3216B64D" wp14:editId="6B508B58">
-            <wp:simplePos x="0" y="0"/>
-            <wp:positionH relativeFrom="column">
-              <wp:posOffset>-635</wp:posOffset>
-            </wp:positionH>
-            <wp:positionV relativeFrom="paragraph">
-              <wp:posOffset>0</wp:posOffset>
-            </wp:positionV>
-            <wp:extent cx="5760720" cy="2682240"/>
-            <wp:effectExtent l="0" t="0" r="0" b="3810"/>
-            <wp:wrapTight wrapText="bothSides">
-              <wp:wrapPolygon edited="0">
-                <wp:start x="0" y="0"/>
-                <wp:lineTo x="0" y="21477"/>
-                <wp:lineTo x="21500" y="21477"/>
-                <wp:lineTo x="21500" y="0"/>
-                <wp:lineTo x="0" y="0"/>
-              </wp:wrapPolygon>
-            </wp:wrapTight>
-            <wp:docPr id="1720912393" name="Picture 1"/>
+          <wp:inline distT="0" distB="0" distL="0" distR="0" wp14:anchorId="1BE36624" wp14:editId="1172EB0F">
+            <wp:extent cx="5760720" cy="2552700"/>
+            <wp:effectExtent l="0" t="0" r="0" b="0"/>
+            <wp:docPr id="1353697609" name="Picture 12"/>
             <wp:cNvGraphicFramePr>
               <a:graphicFrameLocks xmlns:a="http://schemas.openxmlformats.org/drawingml/2006/main" noChangeAspect="1"/>
             </wp:cNvGraphicFramePr>
@@ -32,7 +16,7 @@
               <a:graphicData uri="http://schemas.openxmlformats.org/drawingml/2006/picture">
                 <pic:pic xmlns:pic="http://schemas.openxmlformats.org/drawingml/2006/picture">
                   <pic:nvPicPr>
-                    <pic:cNvPr id="1720912393" name="Picture 1720912393"/>
+                    <pic:cNvPr id="1353697609" name="Picture 1353697609"/>
                     <pic:cNvPicPr/>
                   </pic:nvPicPr>
                   <pic:blipFill rotWithShape="1">
@@ -43,7 +27,7 @@
                         </a:ext>
                       </a:extLst>
                     </a:blip>
-                    <a:srcRect t="37919"/>
+                    <a:srcRect t="40917"/>
                     <a:stretch>
                       <a:fillRect/>
                     </a:stretch>
@@ -51,7 +35,7 @@
                   <pic:spPr bwMode="auto">
                     <a:xfrm>
                       <a:off x="0" y="0"/>
-                      <a:ext cx="5760720" cy="2682240"/>
+                      <a:ext cx="5760720" cy="2552700"/>
                     </a:xfrm>
                     <a:prstGeom prst="rect">
                       <a:avLst/>
@@ -68,13 +52,7 @@
                 </pic:pic>
               </a:graphicData>
             </a:graphic>
-            <wp14:sizeRelH relativeFrom="page">
-              <wp14:pctWidth>0</wp14:pctWidth>
-            </wp14:sizeRelH>
-            <wp14:sizeRelV relativeFrom="page">
-              <wp14:pctHeight>0</wp14:pctHeight>
-            </wp14:sizeRelV>
-          </wp:anchor>
+          </wp:inline>
         </w:drawing>
       </w:r>
     </w:p>
@@ -91,6 +69,11 @@
     </w:p>
     <w:p/>
     <w:p>
+      <w:pPr>
+        <w:rPr>
+          <w:lang w:val="en-US"/>
+        </w:rPr>
+      </w:pPr>
       <w:r>
         <w:t>#134611</w:t>
       </w:r>
@@ -102,28 +85,53 @@
       </w:r>
     </w:p>
     <w:p>
-      <w:r>
-        <w:t>#4D7EA8</w:t>
-      </w:r>
-      <w:r>
+      <w:pPr>
+        <w:rPr>
+          <w:lang w:val="en-US"/>
+        </w:rPr>
+      </w:pPr>
+      <w:r>
+        <w:rPr>
+          <w:lang w:val="en-US"/>
+        </w:rPr>
+        <w:t>#BFDBFE</w:t>
+      </w:r>
+      <w:r>
+        <w:rPr>
+          <w:lang w:val="en-US"/>
+        </w:rPr>
         <w:t xml:space="preserve"> </w:t>
       </w:r>
       <w:r>
-        <w:t>rgb(77, 126, 168</w:t>
-      </w:r>
-      <w:r>
-        <w:t>)</w:t>
+        <w:rPr>
+          <w:lang w:val="en-US"/>
+        </w:rPr>
+        <w:t>rgb(191, 219, 254)</w:t>
       </w:r>
     </w:p>
     <w:p>
-      <w:r>
-        <w:t>#D2D5DD</w:t>
-      </w:r>
-      <w:r>
+      <w:pPr>
+        <w:rPr>
+          <w:lang w:val="en-US"/>
+        </w:rPr>
+      </w:pPr>
+      <w:r>
+        <w:rPr>
+          <w:lang w:val="en-US"/>
+        </w:rPr>
+        <w:t>#F7A072</w:t>
+      </w:r>
+      <w:r>
+        <w:rPr>
+          <w:lang w:val="en-US"/>
+        </w:rPr>
         <w:t xml:space="preserve"> </w:t>
       </w:r>
       <w:r>
-        <w:t>rgb(210, 213, 221)</w:t>
+        <w:rPr>
+          <w:lang w:val="en-US"/>
+        </w:rPr>
+        <w:t>rgb(247, 160, 114)</w:t>
       </w:r>
     </w:p>
     <w:p>
@@ -156,6 +164,48 @@
     </w:p>
     <w:p>
       <w:r>
+        <w:t>КОНТРАСТ НА ЦВЕТОВЕТЕ ЗА МОЯ САЙТ</w:t>
+      </w:r>
+    </w:p>
+    <w:p>
+      <w:r>
+        <w:drawing>
+          <wp:inline distT="0" distB="0" distL="0" distR="0" wp14:anchorId="39E8A83A" wp14:editId="6D6FD574">
+            <wp:extent cx="4457700" cy="3479876"/>
+            <wp:effectExtent l="0" t="0" r="0" b="6350"/>
+            <wp:docPr id="1526546491" name="Picture 1"/>
+            <wp:cNvGraphicFramePr>
+              <a:graphicFrameLocks xmlns:a="http://schemas.openxmlformats.org/drawingml/2006/main" noChangeAspect="1"/>
+            </wp:cNvGraphicFramePr>
+            <a:graphic xmlns:a="http://schemas.openxmlformats.org/drawingml/2006/main">
+              <a:graphicData uri="http://schemas.openxmlformats.org/drawingml/2006/picture">
+                <pic:pic xmlns:pic="http://schemas.openxmlformats.org/drawingml/2006/picture">
+                  <pic:nvPicPr>
+                    <pic:cNvPr id="1526546491" name=""/>
+                    <pic:cNvPicPr/>
+                  </pic:nvPicPr>
+                  <pic:blipFill>
+                    <a:blip r:embed="rId6"/>
+                    <a:stretch>
+                      <a:fillRect/>
+                    </a:stretch>
+                  </pic:blipFill>
+                  <pic:spPr>
+                    <a:xfrm>
+                      <a:off x="0" y="0"/>
+                      <a:ext cx="4465165" cy="3485703"/>
+                    </a:xfrm>
+                    <a:prstGeom prst="rect">
+                      <a:avLst/>
+                    </a:prstGeom>
+                  </pic:spPr>
+                </pic:pic>
+              </a:graphicData>
+            </a:graphic>
+          </wp:inline>
+        </w:drawing>
+      </w:r>
+      <w:r>
         <w:br w:type="page"/>
       </w:r>
     </w:p>
@@ -168,7 +218,7 @@
         <mc:AlternateContent>
           <mc:Choice Requires="wps">
             <w:drawing>
-              <wp:anchor distT="0" distB="0" distL="114300" distR="114300" simplePos="0" relativeHeight="251665408" behindDoc="0" locked="0" layoutInCell="1" allowOverlap="1" wp14:anchorId="6A3BF131" wp14:editId="5526B421">
+              <wp:anchor distT="0" distB="0" distL="114300" distR="114300" simplePos="0" relativeHeight="251665408" behindDoc="0" locked="0" layoutInCell="1" allowOverlap="1" wp14:anchorId="6A3BF131" wp14:editId="3729C693">
                 <wp:simplePos x="0" y="0"/>
                 <wp:positionH relativeFrom="column">
                   <wp:posOffset>327025</wp:posOffset>
@@ -194,7 +244,7 @@
                           <a:avLst/>
                         </a:prstGeom>
                         <a:solidFill>
-                          <a:srgbClr val="4D7EA8"/>
+                          <a:srgbClr val="BFDBFE"/>
                         </a:solidFill>
                         <a:ln w="6350">
                           <a:solidFill>
@@ -240,7 +290,7 @@
                 <v:stroke joinstyle="miter"/>
                 <v:path gradientshapeok="t" o:connecttype="rect"/>
               </v:shapetype>
-              <v:shape id="Text Box 14" o:spid="_x0000_s1026" type="#_x0000_t202" style="position:absolute;left:0;text-align:left;margin-left:25.75pt;margin-top:237.55pt;width:424.2pt;height:338.4pt;z-index:251665408;visibility:visible;mso-wrap-style:square;mso-height-percent:0;mso-wrap-distance-left:9pt;mso-wrap-distance-top:0;mso-wrap-distance-right:9pt;mso-wrap-distance-bottom:0;mso-position-horizontal:absolute;mso-position-horizontal-relative:text;mso-position-vertical:absolute;mso-position-vertical-relative:text;mso-height-percent:0;mso-height-relative:margin;v-text-anchor:top" o:gfxdata="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" fillcolor="#4d7ea8" strokeweight=".5pt">
+              <v:shape id="Text Box 14" o:spid="_x0000_s1026" type="#_x0000_t202" style="position:absolute;left:0;text-align:left;margin-left:25.75pt;margin-top:237.55pt;width:424.2pt;height:338.4pt;z-index:251665408;visibility:visible;mso-wrap-style:square;mso-height-percent:0;mso-wrap-distance-left:9pt;mso-wrap-distance-top:0;mso-wrap-distance-right:9pt;mso-wrap-distance-bottom:0;mso-position-horizontal:absolute;mso-position-horizontal-relative:text;mso-position-vertical:absolute;mso-position-vertical-relative:text;mso-height-percent:0;mso-height-relative:margin;v-text-anchor:top" o:gfxdata="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" fillcolor="#bfdbfe" strokeweight=".5pt">
                 <v:textbox>
                   <w:txbxContent>
                     <w:p>
@@ -583,13 +633,7 @@
                               <w:rPr>
                                 <w:lang w:val="en-US"/>
                               </w:rPr>
-                              <w:t>Ik</w:t>
-                            </w:r>
-                            <w:r>
-                              <w:rPr>
-                                <w:lang w:val="en-US"/>
-                              </w:rPr>
-                              <w:t>2</w:t>
+                              <w:t>Ik2</w:t>
                             </w:r>
                           </w:p>
                         </w:txbxContent>
@@ -624,13 +668,7 @@
                         <w:rPr>
                           <w:lang w:val="en-US"/>
                         </w:rPr>
-                        <w:t>Ik</w:t>
-                      </w:r>
-                      <w:r>
-                        <w:rPr>
-                          <w:lang w:val="en-US"/>
-                        </w:rPr>
-                        <w:t>2</w:t>
+                        <w:t>Ik2</w:t>
                       </w:r>
                     </w:p>
                   </w:txbxContent>
@@ -928,7 +966,7 @@
         <mc:AlternateContent>
           <mc:Choice Requires="wps">
             <w:drawing>
-              <wp:anchor distT="0" distB="0" distL="114300" distR="114300" simplePos="0" relativeHeight="251661312" behindDoc="0" locked="0" layoutInCell="1" allowOverlap="1" wp14:anchorId="479BE92D" wp14:editId="04E9D321">
+              <wp:anchor distT="0" distB="0" distL="114300" distR="114300" simplePos="0" relativeHeight="251661312" behindDoc="0" locked="0" layoutInCell="1" allowOverlap="1" wp14:anchorId="479BE92D" wp14:editId="17D08FCF">
                 <wp:simplePos x="0" y="0"/>
                 <wp:positionH relativeFrom="column">
                   <wp:posOffset>304165</wp:posOffset>
@@ -954,7 +992,7 @@
                           <a:avLst/>
                         </a:prstGeom>
                         <a:solidFill>
-                          <a:srgbClr val="4D7EA8"/>
+                          <a:srgbClr val="BFDBFE"/>
                         </a:solidFill>
                         <a:ln w="6350">
                           <a:solidFill>
@@ -996,7 +1034,7 @@
           </mc:Choice>
           <mc:Fallback>
             <w:pict>
-              <v:shape w14:anchorId="479BE92D" id="Text Box 10" o:spid="_x0000_s1034" type="#_x0000_t202" style="position:absolute;left:0;text-align:left;margin-left:23.95pt;margin-top:37.15pt;width:424.8pt;height:135.6pt;z-index:251661312;visibility:visible;mso-wrap-style:square;mso-width-percent:0;mso-wrap-distance-left:9pt;mso-wrap-distance-top:0;mso-wrap-distance-right:9pt;mso-wrap-distance-bottom:0;mso-position-horizontal:absolute;mso-position-horizontal-relative:text;mso-position-vertical:absolute;mso-position-vertical-relative:text;mso-width-percent:0;mso-width-relative:margin;v-text-anchor:top" o:gfxdata="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" fillcolor="#4d7ea8" strokeweight=".5pt">
+              <v:shape w14:anchorId="479BE92D" id="Text Box 10" o:spid="_x0000_s1034" type="#_x0000_t202" style="position:absolute;left:0;text-align:left;margin-left:23.95pt;margin-top:37.15pt;width:424.8pt;height:135.6pt;z-index:251661312;visibility:visible;mso-wrap-style:square;mso-width-percent:0;mso-wrap-distance-left:9pt;mso-wrap-distance-top:0;mso-wrap-distance-right:9pt;mso-wrap-distance-bottom:0;mso-position-horizontal:absolute;mso-position-horizontal-relative:text;mso-position-vertical:absolute;mso-position-vertical-relative:text;mso-width-percent:0;mso-width-relative:margin;v-text-anchor:top" o:gfxdata="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" fillcolor="#bfdbfe" strokeweight=".5pt">
                 <v:textbox>
                   <w:txbxContent>
                     <w:p>
@@ -1023,7 +1061,7 @@
         <mc:AlternateContent>
           <mc:Choice Requires="wps">
             <w:drawing>
-              <wp:anchor distT="0" distB="0" distL="114300" distR="114300" simplePos="0" relativeHeight="251660288" behindDoc="0" locked="0" layoutInCell="1" allowOverlap="1" wp14:anchorId="72AF8132" wp14:editId="4DDD4FD1">
+              <wp:anchor distT="0" distB="0" distL="114300" distR="114300" simplePos="0" relativeHeight="251660288" behindDoc="0" locked="0" layoutInCell="1" allowOverlap="1" wp14:anchorId="72AF8132" wp14:editId="2726D545">
                 <wp:simplePos x="0" y="0"/>
                 <wp:positionH relativeFrom="margin">
                   <wp:posOffset>-635</wp:posOffset>
@@ -1049,7 +1087,7 @@
                           <a:avLst/>
                         </a:prstGeom>
                         <a:solidFill>
-                          <a:srgbClr val="D2D5DD"/>
+                          <a:srgbClr val="F7A072"/>
                         </a:solidFill>
                         <a:ln w="6350">
                           <a:solidFill>
@@ -1094,7 +1132,7 @@
           </mc:Choice>
           <mc:Fallback>
             <w:pict>
-              <v:shape w14:anchorId="72AF8132" id="Text Box 9" o:spid="_x0000_s1035" type="#_x0000_t202" style="position:absolute;left:0;text-align:left;margin-left:-.05pt;margin-top:2.35pt;width:466.2pt;height:654pt;z-index:251660288;visibility:visible;mso-wrap-style:square;mso-width-percent:0;mso-height-percent:0;mso-wrap-distance-left:9pt;mso-wrap-distance-top:0;mso-wrap-distance-right:9pt;mso-wrap-distance-bottom:0;mso-position-horizontal:absolute;mso-position-horizontal-relative:margin;mso-position-vertical:absolute;mso-position-vertical-relative:text;mso-width-percent:0;mso-height-percent:0;mso-width-relative:margin;mso-height-relative:margin;v-text-anchor:top" o:gfxdata="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" fillcolor="#d2d5dd" strokeweight=".5pt">
+              <v:shape w14:anchorId="72AF8132" id="Text Box 9" o:spid="_x0000_s1035" type="#_x0000_t202" style="position:absolute;left:0;text-align:left;margin-left:-.05pt;margin-top:2.35pt;width:466.2pt;height:654pt;z-index:251660288;visibility:visible;mso-wrap-style:square;mso-width-percent:0;mso-height-percent:0;mso-wrap-distance-left:9pt;mso-wrap-distance-top:0;mso-wrap-distance-right:9pt;mso-wrap-distance-bottom:0;mso-position-horizontal:absolute;mso-position-horizontal-relative:margin;mso-position-vertical:absolute;mso-position-vertical-relative:text;mso-width-percent:0;mso-height-percent:0;mso-width-relative:margin;mso-height-relative:margin;v-text-anchor:top" o:gfxdata="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" fillcolor="#f7a072" strokeweight=".5pt">
                 <v:textbox>
                   <w:txbxContent>
                     <w:p>

--- a/project.docx
+++ b/project.docx
@@ -5,10 +5,10 @@
     <w:p>
       <w:r>
         <w:drawing>
-          <wp:inline distT="0" distB="0" distL="0" distR="0" wp14:anchorId="1BE36624" wp14:editId="1172EB0F">
-            <wp:extent cx="5760720" cy="2552700"/>
-            <wp:effectExtent l="0" t="0" r="0" b="0"/>
-            <wp:docPr id="1353697609" name="Picture 12"/>
+          <wp:inline distT="0" distB="0" distL="0" distR="0" wp14:anchorId="380D2680" wp14:editId="2EB9225A">
+            <wp:extent cx="5760720" cy="2354580"/>
+            <wp:effectExtent l="0" t="0" r="0" b="7620"/>
+            <wp:docPr id="426475800" name="Picture 12"/>
             <wp:cNvGraphicFramePr>
               <a:graphicFrameLocks xmlns:a="http://schemas.openxmlformats.org/drawingml/2006/main" noChangeAspect="1"/>
             </wp:cNvGraphicFramePr>
@@ -16,7 +16,7 @@
               <a:graphicData uri="http://schemas.openxmlformats.org/drawingml/2006/picture">
                 <pic:pic xmlns:pic="http://schemas.openxmlformats.org/drawingml/2006/picture">
                   <pic:nvPicPr>
-                    <pic:cNvPr id="1353697609" name="Picture 1353697609"/>
+                    <pic:cNvPr id="426475800" name="Picture 426475800"/>
                     <pic:cNvPicPr/>
                   </pic:nvPicPr>
                   <pic:blipFill rotWithShape="1">
@@ -27,7 +27,7 @@
                         </a:ext>
                       </a:extLst>
                     </a:blip>
-                    <a:srcRect t="40917"/>
+                    <a:srcRect t="45503"/>
                     <a:stretch>
                       <a:fillRect/>
                     </a:stretch>
@@ -35,7 +35,7 @@
                   <pic:spPr bwMode="auto">
                     <a:xfrm>
                       <a:off x="0" y="0"/>
-                      <a:ext cx="5760720" cy="2552700"/>
+                      <a:ext cx="5760720" cy="2354580"/>
                     </a:xfrm>
                     <a:prstGeom prst="rect">
                       <a:avLst/>
@@ -119,6 +119,31 @@
         <w:rPr>
           <w:lang w:val="en-US"/>
         </w:rPr>
+        <w:t>#EBF4FF</w:t>
+      </w:r>
+      <w:r>
+        <w:rPr>
+          <w:lang w:val="en-US"/>
+        </w:rPr>
+        <w:t xml:space="preserve"> </w:t>
+      </w:r>
+      <w:r>
+        <w:rPr>
+          <w:lang w:val="en-US"/>
+        </w:rPr>
+        <w:t>rgb(235, 244, 255)</w:t>
+      </w:r>
+    </w:p>
+    <w:p>
+      <w:pPr>
+        <w:rPr>
+          <w:lang w:val="en-US"/>
+        </w:rPr>
+      </w:pPr>
+      <w:r>
+        <w:rPr>
+          <w:lang w:val="en-US"/>
+        </w:rPr>
         <w:t>#F7A072</w:t>
       </w:r>
       <w:r>
@@ -164,7 +189,19 @@
     </w:p>
     <w:p>
       <w:r>
-        <w:t>КОНТРАСТ НА ЦВЕТОВЕТЕ ЗА МОЯ САЙТ</w:t>
+        <w:t>КОНТРАСТ НА ЦВЕТОВ</w:t>
+      </w:r>
+      <w:r>
+        <w:t xml:space="preserve">ИЯ КОНТРАСТ В </w:t>
+      </w:r>
+      <w:r>
+        <w:rPr>
+          <w:lang w:val="en-US"/>
+        </w:rPr>
+        <w:t xml:space="preserve">&lt;div id=”main”&gt; </w:t>
+      </w:r>
+      <w:r>
+        <w:t>ТЕКСТ СПРАМО ФОН</w:t>
       </w:r>
     </w:p>
     <w:p>
